--- a/reference/pages-legales/Mentions légales SAFIA 12 août 2026.docx
+++ b/reference/pages-legales/Mentions légales SAFIA 12 août 2026.docx
@@ -30,22 +30,7 @@
         </w:rPr>
       </w:pPr>
       <w:r>
-        <w:rPr>
-          <w:lang w:val="fr-FR"/>
-        </w:rPr>
-        <w:t xml:space="preserve">Dernière modification : </w:t>
-      </w:r>
-      <w:r>
-        <w:rPr>
-          <w:lang w:val="fr-FR"/>
-        </w:rPr>
-        <w:t xml:space="preserve">12 août </w:t>
-      </w:r>
-      <w:r>
-        <w:rPr>
-          <w:lang w:val="fr-FR"/>
-        </w:rPr>
-        <w:t>2026</w:t>
+        <w:t xml:space="preserve">Dernière modification : 16 septembre 2026</w:t>
       </w:r>
     </w:p>
     <w:p>
@@ -349,10 +334,7 @@
         </w:rPr>
       </w:pPr>
       <w:r>
-        <w:rPr>
-          <w:lang w:val="fr-FR"/>
-        </w:rPr>
-        <w:t>Le site internet et l'infrastructure de l'application SAFIA sont hébergés par :</w:t>
+        <w:t xml:space="preserve">L'infrastructure de l'application SAFIA est hébergée par :</w:t>
       </w:r>
     </w:p>
     <w:p>
@@ -405,6 +387,11 @@
           <w:lang w:val="fr-FR"/>
         </w:rPr>
         <w:t>Les données sont hébergées sur des infrastructures situées à Paris et à Frankfurt, au sein de l'Union européenne.</w:t>
+      </w:r>
+    </w:p>
+    <w:p>
+      <w:r>
+        <w:t xml:space="preserve">Le site internet safia.finance est hébergé par GitHub, Inc., 88 Colin P. Kelly Jr. Street, San Francisco, CA 94107, États-Unis, via le service GitHub Pages.</w:t>
       </w:r>
     </w:p>
     <w:p>

--- a/reference/pages-legales/Mentions légales SAFIA 12 août 2026.docx
+++ b/reference/pages-legales/Mentions légales SAFIA 12 août 2026.docx
@@ -294,7 +294,7 @@
         <w:rPr>
           <w:lang w:val="fr-FR"/>
         </w:rPr>
-        <w:t xml:space="preserve"> — 17 place de la Bourse, 75082 Paris Cedex 02 — www.amf-france.org/fr/le-mediateur-de-lamf</w:t>
+        <w:t xml:space="preserve">, 17 place de la Bourse, 75082 Paris Cedex 02, www.amf-france.org/fr/le-mediateur-de-lamf</w:t>
       </w:r>
     </w:p>
     <w:p>

--- a/reference/pages-legales/Mentions légales SAFIA 12 août 2026.docx
+++ b/reference/pages-legales/Mentions légales SAFIA 12 août 2026.docx
@@ -155,10 +155,9 @@
         <w:rPr>
           <w:b/>
           <w:bCs/>
-          <w:u w:val="single"/>
-          <w:lang w:val="fr-FR"/>
-        </w:rPr>
-        <w:t>Activité réglementée de Conseiller en Investissements Financiers (CIF)</w:t>
+          <w:lang w:val="fr-FR"/>
+        </w:rPr>
+        <w:t xml:space="preserve">Activités réglementées de CIF et de Courtier en assurance (COA)</w:t>
       </w:r>
     </w:p>
     <w:p>
@@ -179,7 +178,7 @@
           <w:bCs/>
           <w:lang w:val="fr-FR"/>
         </w:rPr>
-        <w:t>26008152</w:t>
+        <w:t xml:space="preserve">26008152</w:t>
       </w:r>
       <w:r>
         <w:rPr>
@@ -193,26 +192,40 @@
           <w:bCs/>
           <w:lang w:val="fr-FR"/>
         </w:rPr>
-        <w:t>Conseiller en Investissements Financiers (CIF), sans maniement de fonds</w:t>
-      </w:r>
-      <w:r>
-        <w:rPr>
-          <w:lang w:val="fr-FR"/>
-        </w:rPr>
-        <w:t>, depuis le 19 juin 2026.</w:t>
-      </w:r>
-    </w:p>
-    <w:p>
-      <w:pPr>
-        <w:rPr>
-          <w:lang w:val="fr-FR"/>
-        </w:rPr>
-      </w:pPr>
-      <w:r>
-        <w:rPr>
-          <w:lang w:val="fr-FR"/>
-        </w:rPr>
-        <w:t>SAFIA SAS est adhérente de la Chambre Nationale des Conseils en Gestion de Patrimoine (CNCGP), association professionnelle agréée par l'Autorité des Marchés Financiers (AMF).</w:t>
+        <w:t xml:space="preserve">Conseiller en Investissements Financiers (CIF), sans maniement de fonds</w:t>
+      </w:r>
+      <w:r>
+        <w:rPr>
+          <w:lang w:val="fr-FR"/>
+        </w:rPr>
+        <w:t xml:space="preserve">, depuis le 19 juin 2026, et de </w:t>
+      </w:r>
+      <w:r>
+        <w:rPr>
+          <w:b/>
+          <w:bCs/>
+          <w:lang w:val="fr-FR"/>
+        </w:rPr>
+        <w:t xml:space="preserve">Courtier d'assurance ou de réassurance (COA)</w:t>
+      </w:r>
+      <w:r>
+        <w:rPr>
+          <w:lang w:val="fr-FR"/>
+        </w:rPr>
+        <w:t xml:space="preserve">, depuis le 9 octobre 2026.</w:t>
+      </w:r>
+    </w:p>
+    <w:p>
+      <w:pPr>
+        <w:rPr>
+          <w:lang w:val="fr-FR"/>
+        </w:rPr>
+      </w:pPr>
+      <w:r>
+        <w:rPr>
+          <w:lang w:val="fr-FR"/>
+        </w:rPr>
+        <w:t xml:space="preserve">SAFIA SAS est adhérente de la Chambre Nationale des Conseils en Gestion de Patrimoine (CNCGP), association professionnelle agréée par l'Autorité des Marchés Financiers (AMF) au titre de l'activité de CIF et par l'Autorité de Contrôle Prudentiel et de Résolution (ACPR) au titre de l'activité de courtage en assurance.</w:t>
       </w:r>
     </w:p>
     <w:p>
@@ -240,6 +253,45 @@
         </w:rPr>
         <w:lastRenderedPageBreak/>
         <w:t>Le conseil en investissements financiers dispensé par les conseillers salariés de SAFIA est fourni de manière non indépendante.</w:t>
+      </w:r>
+    </w:p>
+    <w:p>
+      <w:pPr>
+        <w:rPr>
+          <w:lang w:val="fr-FR"/>
+        </w:rPr>
+      </w:pPr>
+      <w:r>
+        <w:rPr>
+          <w:lang w:val="fr-FR"/>
+        </w:rPr>
+        <w:t xml:space="preserve">L'activité de courtage en assurance est elle aussi exercée exclusivement par les conseillers salariés de SAFIA habilités à cet effet, dans le cadre d'échanges personnalisés et dédiés avec l'utilisateur. Les fonctionnalités accessibles de manière autonome au sein de l'application ne constituent pas, à elles seules, l'exercice de cette activité.</w:t>
+      </w:r>
+    </w:p>
+    <w:p>
+      <w:pPr>
+        <w:rPr>
+          <w:lang w:val="fr-FR"/>
+        </w:rPr>
+      </w:pPr>
+      <w:r>
+        <w:rPr>
+          <w:lang w:val="fr-FR"/>
+        </w:rPr>
+        <w:t xml:space="preserve">Au titre de son activité de courtage en assurance, SAFIA SAS est soumise au contrôle de l'Autorité de Contrôle Prudentiel et de Résolution (ACPR), 4 place de Budapest, CS 92459, 75436 Paris Cedex 09.</w:t>
+      </w:r>
+    </w:p>
+    <w:p>
+      <w:pPr>
+        <w:rPr>
+          <w:lang w:val="fr-FR"/>
+        </w:rPr>
+      </w:pPr>
+      <w:r>
+        <w:rPr>
+          <w:lang w:val="fr-FR"/>
+        </w:rPr>
+        <w:t xml:space="preserve">Avant toute souscription d'un contrat d'assurance, l'utilisateur reçoit les informations prévues par le Code des assurances, notamment la nature de la rémunération perçue par SAFIA SAS, les entreprises d'assurance avec lesquelles elle travaille et l'existence éventuelle de liens financiers avec celles-ci.</w:t>
       </w:r>
     </w:p>
     <w:p>
@@ -269,7 +321,7 @@
         <w:rPr>
           <w:lang w:val="fr-FR"/>
         </w:rPr>
-        <w:t>Conformément à la réglementation applicable aux Conseillers en Investissements Financiers, tout utilisateur ayant recours à une prestation de conseil en investissements financiers dispensée par un conseiller salarié de SAFIA dispose, en cas de litige non résolu à l'amiable après réclamation écrite préalable auprès de SAFIA, de la faculté de saisir gratuitement :</w:t>
+        <w:t xml:space="preserve">Conformément à la réglementation applicable aux Conseillers en Investissements Financiers et aux courtiers en assurance, tout utilisateur ayant recours à une prestation de conseil en investissements financiers ou de courtage en assurance dispensée par un conseiller salarié de SAFIA dispose, en cas de litige non résolu à l'amiable après réclamation écrite préalable auprès de SAFIA, de la faculté de saisir gratuitement :</w:t>
       </w:r>
     </w:p>
     <w:p>
@@ -284,17 +336,54 @@
       </w:pPr>
       <w:r>
         <w:rPr>
+          <w:lang w:val="fr-FR"/>
+        </w:rPr>
+        <w:t xml:space="preserve">pour le conseil en investissements financiers : </w:t>
+      </w:r>
+      <w:r>
+        <w:rPr>
           <w:b/>
           <w:bCs/>
           <w:lang w:val="fr-FR"/>
         </w:rPr>
-        <w:t>Le Médiateur de l'Autorité des Marchés Financiers (AMF)</w:t>
+        <w:t xml:space="preserve">le Médiateur de l'Autorité des Marchés Financiers (AMF)</w:t>
       </w:r>
       <w:r>
         <w:rPr>
           <w:lang w:val="fr-FR"/>
         </w:rPr>
         <w:t xml:space="preserve">, 17 place de la Bourse, 75082 Paris Cedex 02, www.amf-france.org/fr/le-mediateur-de-lamf</w:t>
+      </w:r>
+    </w:p>
+    <w:p>
+      <w:pPr>
+        <w:numPr>
+          <w:ilvl w:val="0"/>
+          <w:numId w:val="1"/>
+        </w:numPr>
+        <w:rPr>
+          <w:lang w:val="fr-FR"/>
+        </w:rPr>
+      </w:pPr>
+      <w:r>
+        <w:rPr>
+          <w:lang w:val="fr-FR"/>
+        </w:rPr>
+        <w:t xml:space="preserve">pour le courtage en assurance : </w:t>
+      </w:r>
+      <w:r>
+        <w:rPr>
+          <w:b/>
+          <w:bCs/>
+          <w:lang w:val="fr-FR"/>
+        </w:rPr>
+        <w:t xml:space="preserve">La Médiation de l'Assurance</w:t>
+      </w:r>
+      <w:r>
+        <w:rPr>
+          <w:lang w:val="fr-FR"/>
+        </w:rPr>
+        <w:t xml:space="preserve">, TSA 50110, 75441 Paris Cedex 09, www.mediation-assurance.org</w:t>
       </w:r>
     </w:p>
     <w:p>
@@ -491,7 +580,7 @@
         <w:rPr>
           <w:lang w:val="fr-FR"/>
         </w:rPr>
-        <w:t>Les informations, analyses et contenus accessibles de manière autonome au sein de la plateforme sont fournis à titre indicatif et ne constituent pas des conseils personnalisés en matière d'investissement, de gestion de patrimoine ou de stratégie financière, sous réserve des prestations de conseil dispensées par les conseillers salariés de SAFIA au titre de son activité réglementée de CIF, dans les conditions décrites ci-dessus.</w:t>
+        <w:t>Les informations, analyses et contenus accessibles de manière autonome au sein de la plateforme sont fournis à titre indicatif et ne constituent pas des conseils personnalisés en matière d'investissement, de gestion de patrimoine ou de stratégie financière, sous réserve des prestations de conseil dispensées par les conseillers salariés de SAFIA au titre de ses activités réglementées, dans les conditions décrites ci-dessus.</w:t>
       </w:r>
     </w:p>
     <w:p>
